--- a/hardware/hp-z4-g4-hardware-report-20261010.docx
+++ b/hardware/hp-z4-g4-hardware-report-20261010.docx
@@ -24,7 +24,7 @@
     </w:p>
     <w:p>
       <w:r>
-        <w:t>報告書作成日：2026年10月10日（JST）　調査・観測日：2026年10月9日（JST）</w:t>
+        <w:t>報告書作成日：2026年10月10日（JST）　調査・観測日：2026年10月9日（JST）　改訂：2026年10月14日（JST）</w:t>
       </w:r>
     </w:p>
     <w:p>
@@ -210,7 +210,7 @@
               <w:rPr>
                 <w:sz w:val="16"/>
               </w:rPr>
-              <w:t>L3キャッシュ8.25MB、TDP 120W、LGA2066 R4［R3］</w:t>
+              <w:t>L3キャッシュ8.25MB、TDP 120W［R3］、ソケットLGA2066 R4［R1：p21］</w:t>
             </w:r>
           </w:p>
         </w:tc>
@@ -247,7 +247,7 @@
               <w:rPr>
                 <w:sz w:val="16"/>
               </w:rPr>
-              <w:t>32GB（8GB×4枚）、DDR4、ECC SECDEDを認識</w:t>
+              <w:t>32GB（8GB×4枚）、DDR4、ECC有効、4チャネル各1枚</w:t>
             </w:r>
           </w:p>
         </w:tc>
@@ -1583,7 +1583,7 @@
         <w:rPr>
           <w:b/>
         </w:rPr>
-        <w:t>搭載品のEDAC表示はUnbuffered-DDR4で、メーカーのRDIMM仕様と一致しない。現在のDIMMの形式・品番・動作速度は未確定であり、モジュールラベルまたはSMBIOSで確認する。</w:t>
+        <w:t>現4枚はIMC0／IMC1の各チャネル0・1に1枚ずつで、4チャネル全てに装着済み。増設4枚は各チャネルの2枚目になる。EDAC（skx_edac）はメモリ種別を常にDDR4（表示はUnbuffered-DDR4）、ECCモードを常にSECDEDと固定値で報告し、RDIMM／UDIMMを判別しない［R6］。EDAC表示から実装品の形式は判断できず、ECC有効のみドライバの登録条件から裏付けられる。現在のDIMMの形式・品番・動作速度は未確定であり、モジュールラベルまたはSMBIOSで確認する。</w:t>
       </w:r>
     </w:p>
     <w:p>
@@ -2649,7 +2649,7 @@
     </w:p>
     <w:p>
       <w:r>
-        <w:t>10月9日のlscpu、sysfs、procfs、lspci、lsblk、df、nvidia-smi等の読み取り結果と公式製品資料を照合した。実機の詳細観測時刻は2026年10月9日17:09:03 JST。GPU VRAM等の一部は同日の先行調査値として保存している。</w:t>
+        <w:t>10月9日のlscpu、sysfs、procfs、lspci、lsblk、df、nvidia-smi等の読み取り結果と公式製品資料を照合した。実機の詳細観測時刻は2026年10月9日17:09:03 JST。GPU VRAM等の一部は同日の先行調査値として保存している。10月14日に原本2点をHP掲載の現行ファイルと再照合し、SHA256が一致した（v62・第6版が現行）。</w:t>
       </w:r>
     </w:p>
     <w:p>
@@ -2738,6 +2738,19 @@
     <w:p>
       <w:r>
         <w:t>Xeon W-21xxと新しい純正16GB／32GBメモリの非互換。</w:t>
+      </w:r>
+    </w:p>
+    <w:p>
+      <w:r>
+        <w:rPr>
+          <w:color w:val="175B94"/>
+        </w:rPr>
+        <w:t>R6　Linux EDACドライバ skx_edac（drivers/edac/skx_common.c、skx_base.c）</w:t>
+      </w:r>
+    </w:p>
+    <w:p>
+      <w:r>
+        <w:t>メモリ種別（MEM_DDR4）とECCモード（SECDED）の固定値報告、ECC無効時のコントローラ登録拒否。</w:t>
       </w:r>
     </w:p>
     <w:p>
